--- a/examples/docs/techon-business-report.docx
+++ b/examples/docs/techon-business-report.docx
@@ -4396,6 +4396,76 @@
     </w:p>
     <w:p>
       <w:pPr>
+        <w:tabs>
+          <w:tab w:val="left" w:pos="1900"/>
+        </w:tabs>
+        <w:spacing w:after="200" w:before="0" w:line="360" w:lineRule="auto"/>
+        <w:ind w:left="1900" w:hanging="1900"/>
+      </w:pPr>
+      <w:r>
+        <w:rPr>
+          <w:rFonts w:ascii="맑은 고딕" w:eastAsia="맑은 고딕" w:hAnsi="맑은 고딕"/>
+          <w:b w:val="false"/>
+          <w:bCs w:val="false"/>
+          <w:color w:val="9CA29F"/>
+          <w:spacing w:val="14"/>
+          <w:sz w:val="17"/>
+          <w:szCs w:val="17"/>
+        </w:rPr>
+        <w:t xml:space="preserve">수주 방식</w:t>
+      </w:r>
+      <w:r>
+        <w:tab/>
+      </w:r>
+      <w:r>
+        <w:rPr>
+          <w:rFonts w:ascii="바탕" w:eastAsia="바탕" w:hAnsi="바탕"/>
+          <w:b w:val="false"/>
+          <w:bCs w:val="false"/>
+          <w:color w:val="343A37"/>
+          <w:sz w:val="21"/>
+          <w:szCs w:val="21"/>
+        </w:rPr>
+        <w:t xml:space="preserve">물량의 62%는 고객 도면대로 만드는 OEM이고, 38%는 사양서만 받아 회로와 배치를 자사가 설계하는 ODM이다. ODM 비중은 2019년 14%에서 해마다 올라왔다. 도면을 우리가 그리면 자재 선택권이 생기고, 그만큼 재료비를 관리할 수 있다.</w:t>
+      </w:r>
+    </w:p>
+    <w:p>
+      <w:pPr>
+        <w:tabs>
+          <w:tab w:val="left" w:pos="1900"/>
+        </w:tabs>
+        <w:spacing w:after="0" w:before="0" w:line="360" w:lineRule="auto"/>
+        <w:ind w:left="1900" w:hanging="1900"/>
+      </w:pPr>
+      <w:r>
+        <w:rPr>
+          <w:rFonts w:ascii="맑은 고딕" w:eastAsia="맑은 고딕" w:hAnsi="맑은 고딕"/>
+          <w:b w:val="false"/>
+          <w:bCs w:val="false"/>
+          <w:color w:val="9CA29F"/>
+          <w:spacing w:val="14"/>
+          <w:sz w:val="17"/>
+          <w:szCs w:val="17"/>
+        </w:rPr>
+        <w:t xml:space="preserve">견적</w:t>
+      </w:r>
+      <w:r>
+        <w:tab/>
+      </w:r>
+      <w:r>
+        <w:rPr>
+          <w:rFonts w:ascii="바탕" w:eastAsia="바탕" w:hAnsi="바탕"/>
+          <w:b w:val="false"/>
+          <w:bCs w:val="false"/>
+          <w:color w:val="343A37"/>
+          <w:sz w:val="21"/>
+          <w:szCs w:val="21"/>
+        </w:rPr>
+        <w:t xml:space="preserve">견적은 자재비, 가공 공수, 검사 공수 세 항목으로 나눠 제출한다. 반복 발주 품목에는 구리와 MLCC 가격을 분기마다 반영하는 단가 연동 조항을 적용하며, 2025년 기준 매출의 58%가 이 조항을 쓴다.</w:t>
+      </w:r>
+    </w:p>
+    <w:p>
+      <w:pPr>
         <w:keepNext/>
         <w:pageBreakBefore/>
         <w:tabs>
@@ -5220,6 +5290,76 @@
     </w:p>
     <w:p>
       <w:pPr>
+        <w:tabs>
+          <w:tab w:val="left" w:pos="1900"/>
+        </w:tabs>
+        <w:spacing w:after="200" w:before="0" w:line="360" w:lineRule="auto"/>
+        <w:ind w:left="1900" w:hanging="1900"/>
+      </w:pPr>
+      <w:r>
+        <w:rPr>
+          <w:rFonts w:ascii="맑은 고딕" w:eastAsia="맑은 고딕" w:hAnsi="맑은 고딕"/>
+          <w:b w:val="false"/>
+          <w:bCs w:val="false"/>
+          <w:color w:val="9CA29F"/>
+          <w:spacing w:val="14"/>
+          <w:sz w:val="17"/>
+          <w:szCs w:val="17"/>
+        </w:rPr>
+        <w:t xml:space="preserve">자재 관리</w:t>
+      </w:r>
+      <w:r>
+        <w:tab/>
+      </w:r>
+      <w:r>
+        <w:rPr>
+          <w:rFonts w:ascii="바탕" w:eastAsia="바탕" w:hAnsi="바탕"/>
+          <w:b w:val="false"/>
+          <w:bCs w:val="false"/>
+          <w:color w:val="343A37"/>
+          <w:sz w:val="21"/>
+          <w:szCs w:val="21"/>
+        </w:rPr>
+        <w:t xml:space="preserve">자재는 안산에서 통합 발주하고 박닌으로 주 2회 컨테이너를 보낸다. 국내 조달이 어려운 부품만 박닌이 현지에서 산다. 2025년 자재비의 74%가 안산 발주분이었다. 발주 창구를 하나로 둔 이유는 단가보다 로트 추적 때문이다.</w:t>
+      </w:r>
+    </w:p>
+    <w:p>
+      <w:pPr>
+        <w:tabs>
+          <w:tab w:val="left" w:pos="1900"/>
+        </w:tabs>
+        <w:spacing w:after="0" w:before="0" w:line="360" w:lineRule="auto"/>
+        <w:ind w:left="1900" w:hanging="1900"/>
+      </w:pPr>
+      <w:r>
+        <w:rPr>
+          <w:rFonts w:ascii="맑은 고딕" w:eastAsia="맑은 고딕" w:hAnsi="맑은 고딕"/>
+          <w:b w:val="false"/>
+          <w:bCs w:val="false"/>
+          <w:color w:val="9CA29F"/>
+          <w:spacing w:val="14"/>
+          <w:sz w:val="17"/>
+          <w:szCs w:val="17"/>
+        </w:rPr>
+        <w:t xml:space="preserve">물류</w:t>
+      </w:r>
+      <w:r>
+        <w:tab/>
+      </w:r>
+      <w:r>
+        <w:rPr>
+          <w:rFonts w:ascii="바탕" w:eastAsia="바탕" w:hAnsi="바탕"/>
+          <w:b w:val="false"/>
+          <w:bCs w:val="false"/>
+          <w:color w:val="343A37"/>
+          <w:sz w:val="21"/>
+          <w:szCs w:val="21"/>
+        </w:rPr>
+        <w:t xml:space="preserve">박닌에서 출하한 제어반은 하이퐁항을 거쳐 부산항까지 해상으로 12일이 걸린다. 급한 건은 노이바이공항에서 항공으로 3일에 보낸다. 2025년 항공 출하는 전체의 4.1%였고, 대부분 고객 설비 라인 정지에 대응한 건이었다.</w:t>
+      </w:r>
+    </w:p>
+    <w:p>
+      <w:pPr>
         <w:pageBreakBefore/>
         <w:tabs>
           <w:tab w:val="left" w:pos="1900"/>
@@ -5338,10 +5478,10 @@
         </w:tblCellMar>
       </w:tblPr>
       <w:tblGrid>
-        <w:gridCol w:w="2600"/>
-        <w:gridCol w:w="1100"/>
-        <w:gridCol w:w="1600"/>
-        <w:gridCol w:w="1870"/>
+        <w:gridCol w:w="2500"/>
+        <w:gridCol w:w="1400"/>
+        <w:gridCol w:w="2270"/>
+        <w:gridCol w:w="1000"/>
       </w:tblGrid>
       <w:tr>
         <w:trPr>
@@ -5349,7 +5489,7 @@
         </w:trPr>
         <w:tc>
           <w:tcPr>
-            <w:tcW w:type="dxa" w:w="2600"/>
+            <w:tcW w:type="dxa" w:w="2500"/>
             <w:tcBorders>
               <w:top w:val="none" w:color="FFFFFF" w:sz="0"/>
               <w:left w:val="none" w:color="FFFFFF" w:sz="0"/>
@@ -5379,7 +5519,7 @@
         </w:tc>
         <w:tc>
           <w:tcPr>
-            <w:tcW w:type="dxa" w:w="1100"/>
+            <w:tcW w:type="dxa" w:w="1400"/>
             <w:tcBorders>
               <w:top w:val="none" w:color="FFFFFF" w:sz="0"/>
               <w:left w:val="none" w:color="FFFFFF" w:sz="0"/>
@@ -5391,7 +5531,7 @@
           <w:p>
             <w:pPr>
               <w:spacing w:after="0" w:before="0" w:line="280" w:lineRule="auto"/>
-              <w:jc w:val="right"/>
+              <w:jc w:val="left"/>
             </w:pPr>
             <w:r>
               <w:rPr>
@@ -5403,13 +5543,13 @@
                 <w:sz w:val="17"/>
                 <w:szCs w:val="17"/>
               </w:rPr>
-              <w:t xml:space="preserve">소요</w:t>
-            </w:r>
-          </w:p>
-        </w:tc>
-        <w:tc>
-          <w:tcPr>
-            <w:tcW w:type="dxa" w:w="1600"/>
+              <w:t xml:space="preserve">담당 거점</w:t>
+            </w:r>
+          </w:p>
+        </w:tc>
+        <w:tc>
+          <w:tcPr>
+            <w:tcW w:type="dxa" w:w="2270"/>
             <w:tcBorders>
               <w:top w:val="none" w:color="FFFFFF" w:sz="0"/>
               <w:left w:val="none" w:color="FFFFFF" w:sz="0"/>
@@ -5433,13 +5573,13 @@
                 <w:sz w:val="17"/>
                 <w:szCs w:val="17"/>
               </w:rPr>
-              <w:t xml:space="preserve">담당 거점</w:t>
-            </w:r>
-          </w:p>
-        </w:tc>
-        <w:tc>
-          <w:tcPr>
-            <w:tcW w:type="dxa" w:w="1870"/>
+              <w:t xml:space="preserve">비고</w:t>
+            </w:r>
+          </w:p>
+        </w:tc>
+        <w:tc>
+          <w:tcPr>
+            <w:tcW w:type="dxa" w:w="1000"/>
             <w:tcBorders>
               <w:top w:val="none" w:color="FFFFFF" w:sz="0"/>
               <w:left w:val="none" w:color="FFFFFF" w:sz="0"/>
@@ -5451,7 +5591,7 @@
           <w:p>
             <w:pPr>
               <w:spacing w:after="0" w:before="0" w:line="280" w:lineRule="auto"/>
-              <w:jc w:val="left"/>
+              <w:jc w:val="right"/>
             </w:pPr>
             <w:r>
               <w:rPr>
@@ -5463,7 +5603,7 @@
                 <w:sz w:val="17"/>
                 <w:szCs w:val="17"/>
               </w:rPr>
-              <w:t xml:space="preserve">비고</w:t>
+              <w:t xml:space="preserve">소요</w:t>
             </w:r>
           </w:p>
         </w:tc>
@@ -5474,7 +5614,7 @@
         </w:trPr>
         <w:tc>
           <w:tcPr>
-            <w:tcW w:type="dxa" w:w="2600"/>
+            <w:tcW w:type="dxa" w:w="2500"/>
             <w:tcBorders>
               <w:top w:val="none" w:color="FFFFFF" w:sz="0"/>
               <w:left w:val="none" w:color="FFFFFF" w:sz="0"/>
@@ -5503,7 +5643,65 @@
         </w:tc>
         <w:tc>
           <w:tcPr>
-            <w:tcW w:type="dxa" w:w="1100"/>
+            <w:tcW w:type="dxa" w:w="1400"/>
+            <w:tcBorders>
+              <w:top w:val="none" w:color="FFFFFF" w:sz="0"/>
+              <w:left w:val="none" w:color="FFFFFF" w:sz="0"/>
+              <w:bottom w:val="single" w:color="E1E4E2" w:sz="2"/>
+              <w:right w:val="none" w:color="FFFFFF" w:sz="0"/>
+            </w:tcBorders>
+            <w:vAlign w:val="top"/>
+          </w:tcPr>
+          <w:p>
+            <w:pPr>
+              <w:spacing w:after="0" w:before="0" w:line="280" w:lineRule="auto"/>
+              <w:jc w:val="left"/>
+            </w:pPr>
+            <w:r>
+              <w:rPr>
+                <w:rFonts w:ascii="바탕" w:eastAsia="바탕" w:hAnsi="바탕"/>
+                <w:b w:val="false"/>
+                <w:bCs w:val="false"/>
+                <w:color w:val="343A37"/>
+                <w:sz w:val="19"/>
+                <w:szCs w:val="19"/>
+              </w:rPr>
+              <w:t xml:space="preserve">안산</w:t>
+            </w:r>
+          </w:p>
+        </w:tc>
+        <w:tc>
+          <w:tcPr>
+            <w:tcW w:type="dxa" w:w="2270"/>
+            <w:tcBorders>
+              <w:top w:val="none" w:color="FFFFFF" w:sz="0"/>
+              <w:left w:val="none" w:color="FFFFFF" w:sz="0"/>
+              <w:bottom w:val="single" w:color="E1E4E2" w:sz="2"/>
+              <w:right w:val="none" w:color="FFFFFF" w:sz="0"/>
+            </w:tcBorders>
+            <w:vAlign w:val="top"/>
+          </w:tcPr>
+          <w:p>
+            <w:pPr>
+              <w:spacing w:after="0" w:before="0" w:line="280" w:lineRule="auto"/>
+              <w:jc w:val="left"/>
+            </w:pPr>
+            <w:r>
+              <w:rPr>
+                <w:rFonts w:ascii="바탕" w:eastAsia="바탕" w:hAnsi="바탕"/>
+                <w:b w:val="false"/>
+                <w:bCs w:val="false"/>
+                <w:color w:val="343A37"/>
+                <w:sz w:val="19"/>
+                <w:szCs w:val="19"/>
+              </w:rPr>
+              <w:t xml:space="preserve">고객 승인 대기 포함</w:t>
+            </w:r>
+          </w:p>
+        </w:tc>
+        <w:tc>
+          <w:tcPr>
+            <w:tcW w:type="dxa" w:w="1000"/>
             <w:tcBorders>
               <w:top w:val="none" w:color="FFFFFF" w:sz="0"/>
               <w:left w:val="none" w:color="FFFFFF" w:sz="0"/>
@@ -5527,64 +5725,6 @@
                 <w:szCs w:val="19"/>
               </w:rPr>
               <w:t xml:space="preserve">5일</w:t>
-            </w:r>
-          </w:p>
-        </w:tc>
-        <w:tc>
-          <w:tcPr>
-            <w:tcW w:type="dxa" w:w="1600"/>
-            <w:tcBorders>
-              <w:top w:val="none" w:color="FFFFFF" w:sz="0"/>
-              <w:left w:val="none" w:color="FFFFFF" w:sz="0"/>
-              <w:bottom w:val="single" w:color="E1E4E2" w:sz="2"/>
-              <w:right w:val="none" w:color="FFFFFF" w:sz="0"/>
-            </w:tcBorders>
-            <w:vAlign w:val="top"/>
-          </w:tcPr>
-          <w:p>
-            <w:pPr>
-              <w:spacing w:after="0" w:before="0" w:line="280" w:lineRule="auto"/>
-              <w:jc w:val="left"/>
-            </w:pPr>
-            <w:r>
-              <w:rPr>
-                <w:rFonts w:ascii="바탕" w:eastAsia="바탕" w:hAnsi="바탕"/>
-                <w:b w:val="false"/>
-                <w:bCs w:val="false"/>
-                <w:color w:val="343A37"/>
-                <w:sz w:val="19"/>
-                <w:szCs w:val="19"/>
-              </w:rPr>
-              <w:t xml:space="preserve">안산</w:t>
-            </w:r>
-          </w:p>
-        </w:tc>
-        <w:tc>
-          <w:tcPr>
-            <w:tcW w:type="dxa" w:w="1870"/>
-            <w:tcBorders>
-              <w:top w:val="none" w:color="FFFFFF" w:sz="0"/>
-              <w:left w:val="none" w:color="FFFFFF" w:sz="0"/>
-              <w:bottom w:val="single" w:color="E1E4E2" w:sz="2"/>
-              <w:right w:val="none" w:color="FFFFFF" w:sz="0"/>
-            </w:tcBorders>
-            <w:vAlign w:val="top"/>
-          </w:tcPr>
-          <w:p>
-            <w:pPr>
-              <w:spacing w:after="0" w:before="0" w:line="280" w:lineRule="auto"/>
-              <w:jc w:val="left"/>
-            </w:pPr>
-            <w:r>
-              <w:rPr>
-                <w:rFonts w:ascii="바탕" w:eastAsia="바탕" w:hAnsi="바탕"/>
-                <w:b w:val="false"/>
-                <w:bCs w:val="false"/>
-                <w:color w:val="343A37"/>
-                <w:sz w:val="19"/>
-                <w:szCs w:val="19"/>
-              </w:rPr>
-              <w:t xml:space="preserve">고객 승인 대기 포함</w:t>
             </w:r>
           </w:p>
         </w:tc>
@@ -5595,7 +5735,7 @@
         </w:trPr>
         <w:tc>
           <w:tcPr>
-            <w:tcW w:type="dxa" w:w="2600"/>
+            <w:tcW w:type="dxa" w:w="2500"/>
             <w:tcBorders>
               <w:top w:val="none" w:color="FFFFFF" w:sz="0"/>
               <w:left w:val="none" w:color="FFFFFF" w:sz="0"/>
@@ -5624,7 +5764,65 @@
         </w:tc>
         <w:tc>
           <w:tcPr>
-            <w:tcW w:type="dxa" w:w="1100"/>
+            <w:tcW w:type="dxa" w:w="1400"/>
+            <w:tcBorders>
+              <w:top w:val="none" w:color="FFFFFF" w:sz="0"/>
+              <w:left w:val="none" w:color="FFFFFF" w:sz="0"/>
+              <w:bottom w:val="single" w:color="E1E4E2" w:sz="2"/>
+              <w:right w:val="none" w:color="FFFFFF" w:sz="0"/>
+            </w:tcBorders>
+            <w:vAlign w:val="top"/>
+          </w:tcPr>
+          <w:p>
+            <w:pPr>
+              <w:spacing w:after="0" w:before="0" w:line="280" w:lineRule="auto"/>
+              <w:jc w:val="left"/>
+            </w:pPr>
+            <w:r>
+              <w:rPr>
+                <w:rFonts w:ascii="바탕" w:eastAsia="바탕" w:hAnsi="바탕"/>
+                <w:b w:val="false"/>
+                <w:bCs w:val="false"/>
+                <w:color w:val="343A37"/>
+                <w:sz w:val="19"/>
+                <w:szCs w:val="19"/>
+              </w:rPr>
+              <w:t xml:space="preserve">안산 · 박닌</w:t>
+            </w:r>
+          </w:p>
+        </w:tc>
+        <w:tc>
+          <w:tcPr>
+            <w:tcW w:type="dxa" w:w="2270"/>
+            <w:tcBorders>
+              <w:top w:val="none" w:color="FFFFFF" w:sz="0"/>
+              <w:left w:val="none" w:color="FFFFFF" w:sz="0"/>
+              <w:bottom w:val="single" w:color="E1E4E2" w:sz="2"/>
+              <w:right w:val="none" w:color="FFFFFF" w:sz="0"/>
+            </w:tcBorders>
+            <w:vAlign w:val="top"/>
+          </w:tcPr>
+          <w:p>
+            <w:pPr>
+              <w:spacing w:after="0" w:before="0" w:line="280" w:lineRule="auto"/>
+              <w:jc w:val="left"/>
+            </w:pPr>
+            <w:r>
+              <w:rPr>
+                <w:rFonts w:ascii="바탕" w:eastAsia="바탕" w:hAnsi="바탕"/>
+                <w:b w:val="false"/>
+                <w:bCs w:val="false"/>
+                <w:color w:val="343A37"/>
+                <w:sz w:val="19"/>
+                <w:szCs w:val="19"/>
+              </w:rPr>
+              <w:t xml:space="preserve">수입 부품 최장 21일</w:t>
+            </w:r>
+          </w:p>
+        </w:tc>
+        <w:tc>
+          <w:tcPr>
+            <w:tcW w:type="dxa" w:w="1000"/>
             <w:tcBorders>
               <w:top w:val="none" w:color="FFFFFF" w:sz="0"/>
               <w:left w:val="none" w:color="FFFFFF" w:sz="0"/>
@@ -5648,64 +5846,6 @@
                 <w:szCs w:val="19"/>
               </w:rPr>
               <w:t xml:space="preserve">14일</w:t>
-            </w:r>
-          </w:p>
-        </w:tc>
-        <w:tc>
-          <w:tcPr>
-            <w:tcW w:type="dxa" w:w="1600"/>
-            <w:tcBorders>
-              <w:top w:val="none" w:color="FFFFFF" w:sz="0"/>
-              <w:left w:val="none" w:color="FFFFFF" w:sz="0"/>
-              <w:bottom w:val="single" w:color="E1E4E2" w:sz="2"/>
-              <w:right w:val="none" w:color="FFFFFF" w:sz="0"/>
-            </w:tcBorders>
-            <w:vAlign w:val="top"/>
-          </w:tcPr>
-          <w:p>
-            <w:pPr>
-              <w:spacing w:after="0" w:before="0" w:line="280" w:lineRule="auto"/>
-              <w:jc w:val="left"/>
-            </w:pPr>
-            <w:r>
-              <w:rPr>
-                <w:rFonts w:ascii="바탕" w:eastAsia="바탕" w:hAnsi="바탕"/>
-                <w:b w:val="false"/>
-                <w:bCs w:val="false"/>
-                <w:color w:val="343A37"/>
-                <w:sz w:val="19"/>
-                <w:szCs w:val="19"/>
-              </w:rPr>
-              <w:t xml:space="preserve">안산 · 박닌</w:t>
-            </w:r>
-          </w:p>
-        </w:tc>
-        <w:tc>
-          <w:tcPr>
-            <w:tcW w:type="dxa" w:w="1870"/>
-            <w:tcBorders>
-              <w:top w:val="none" w:color="FFFFFF" w:sz="0"/>
-              <w:left w:val="none" w:color="FFFFFF" w:sz="0"/>
-              <w:bottom w:val="single" w:color="E1E4E2" w:sz="2"/>
-              <w:right w:val="none" w:color="FFFFFF" w:sz="0"/>
-            </w:tcBorders>
-            <w:vAlign w:val="top"/>
-          </w:tcPr>
-          <w:p>
-            <w:pPr>
-              <w:spacing w:after="0" w:before="0" w:line="280" w:lineRule="auto"/>
-              <w:jc w:val="left"/>
-            </w:pPr>
-            <w:r>
-              <w:rPr>
-                <w:rFonts w:ascii="바탕" w:eastAsia="바탕" w:hAnsi="바탕"/>
-                <w:b w:val="false"/>
-                <w:bCs w:val="false"/>
-                <w:color w:val="343A37"/>
-                <w:sz w:val="19"/>
-                <w:szCs w:val="19"/>
-              </w:rPr>
-              <w:t xml:space="preserve">수입 부품 최장 21일</w:t>
             </w:r>
           </w:p>
         </w:tc>
@@ -5716,7 +5856,7 @@
         </w:trPr>
         <w:tc>
           <w:tcPr>
-            <w:tcW w:type="dxa" w:w="2600"/>
+            <w:tcW w:type="dxa" w:w="2500"/>
             <w:tcBorders>
               <w:top w:val="none" w:color="FFFFFF" w:sz="0"/>
               <w:left w:val="none" w:color="FFFFFF" w:sz="0"/>
@@ -5745,7 +5885,65 @@
         </w:tc>
         <w:tc>
           <w:tcPr>
-            <w:tcW w:type="dxa" w:w="1100"/>
+            <w:tcW w:type="dxa" w:w="1400"/>
+            <w:tcBorders>
+              <w:top w:val="none" w:color="FFFFFF" w:sz="0"/>
+              <w:left w:val="none" w:color="FFFFFF" w:sz="0"/>
+              <w:bottom w:val="single" w:color="E1E4E2" w:sz="2"/>
+              <w:right w:val="none" w:color="FFFFFF" w:sz="0"/>
+            </w:tcBorders>
+            <w:vAlign w:val="top"/>
+          </w:tcPr>
+          <w:p>
+            <w:pPr>
+              <w:spacing w:after="0" w:before="0" w:line="280" w:lineRule="auto"/>
+              <w:jc w:val="left"/>
+            </w:pPr>
+            <w:r>
+              <w:rPr>
+                <w:rFonts w:ascii="바탕" w:eastAsia="바탕" w:hAnsi="바탕"/>
+                <w:b w:val="false"/>
+                <w:bCs w:val="false"/>
+                <w:color w:val="343A37"/>
+                <w:sz w:val="19"/>
+                <w:szCs w:val="19"/>
+              </w:rPr>
+              <w:t xml:space="preserve">안산</w:t>
+            </w:r>
+          </w:p>
+        </w:tc>
+        <w:tc>
+          <w:tcPr>
+            <w:tcW w:type="dxa" w:w="2270"/>
+            <w:tcBorders>
+              <w:top w:val="none" w:color="FFFFFF" w:sz="0"/>
+              <w:left w:val="none" w:color="FFFFFF" w:sz="0"/>
+              <w:bottom w:val="single" w:color="E1E4E2" w:sz="2"/>
+              <w:right w:val="none" w:color="FFFFFF" w:sz="0"/>
+            </w:tcBorders>
+            <w:vAlign w:val="top"/>
+          </w:tcPr>
+          <w:p>
+            <w:pPr>
+              <w:spacing w:after="0" w:before="0" w:line="280" w:lineRule="auto"/>
+              <w:jc w:val="left"/>
+            </w:pPr>
+            <w:r>
+              <w:rPr>
+                <w:rFonts w:ascii="바탕" w:eastAsia="바탕" w:hAnsi="바탕"/>
+                <w:b w:val="false"/>
+                <w:bCs w:val="false"/>
+                <w:color w:val="343A37"/>
+                <w:sz w:val="19"/>
+                <w:szCs w:val="19"/>
+              </w:rPr>
+              <w:t xml:space="preserve">도장 외주 3일 포함</w:t>
+            </w:r>
+          </w:p>
+        </w:tc>
+        <w:tc>
+          <w:tcPr>
+            <w:tcW w:type="dxa" w:w="1000"/>
             <w:tcBorders>
               <w:top w:val="none" w:color="FFFFFF" w:sz="0"/>
               <w:left w:val="none" w:color="FFFFFF" w:sz="0"/>
@@ -5769,64 +5967,6 @@
                 <w:szCs w:val="19"/>
               </w:rPr>
               <w:t xml:space="preserve">6일</w:t>
-            </w:r>
-          </w:p>
-        </w:tc>
-        <w:tc>
-          <w:tcPr>
-            <w:tcW w:type="dxa" w:w="1600"/>
-            <w:tcBorders>
-              <w:top w:val="none" w:color="FFFFFF" w:sz="0"/>
-              <w:left w:val="none" w:color="FFFFFF" w:sz="0"/>
-              <w:bottom w:val="single" w:color="E1E4E2" w:sz="2"/>
-              <w:right w:val="none" w:color="FFFFFF" w:sz="0"/>
-            </w:tcBorders>
-            <w:vAlign w:val="top"/>
-          </w:tcPr>
-          <w:p>
-            <w:pPr>
-              <w:spacing w:after="0" w:before="0" w:line="280" w:lineRule="auto"/>
-              <w:jc w:val="left"/>
-            </w:pPr>
-            <w:r>
-              <w:rPr>
-                <w:rFonts w:ascii="바탕" w:eastAsia="바탕" w:hAnsi="바탕"/>
-                <w:b w:val="false"/>
-                <w:bCs w:val="false"/>
-                <w:color w:val="343A37"/>
-                <w:sz w:val="19"/>
-                <w:szCs w:val="19"/>
-              </w:rPr>
-              <w:t xml:space="preserve">안산</w:t>
-            </w:r>
-          </w:p>
-        </w:tc>
-        <w:tc>
-          <w:tcPr>
-            <w:tcW w:type="dxa" w:w="1870"/>
-            <w:tcBorders>
-              <w:top w:val="none" w:color="FFFFFF" w:sz="0"/>
-              <w:left w:val="none" w:color="FFFFFF" w:sz="0"/>
-              <w:bottom w:val="single" w:color="E1E4E2" w:sz="2"/>
-              <w:right w:val="none" w:color="FFFFFF" w:sz="0"/>
-            </w:tcBorders>
-            <w:vAlign w:val="top"/>
-          </w:tcPr>
-          <w:p>
-            <w:pPr>
-              <w:spacing w:after="0" w:before="0" w:line="280" w:lineRule="auto"/>
-              <w:jc w:val="left"/>
-            </w:pPr>
-            <w:r>
-              <w:rPr>
-                <w:rFonts w:ascii="바탕" w:eastAsia="바탕" w:hAnsi="바탕"/>
-                <w:b w:val="false"/>
-                <w:bCs w:val="false"/>
-                <w:color w:val="343A37"/>
-                <w:sz w:val="19"/>
-                <w:szCs w:val="19"/>
-              </w:rPr>
-              <w:t xml:space="preserve">도장 외주 3일 포함</w:t>
             </w:r>
           </w:p>
         </w:tc>
@@ -5837,7 +5977,7 @@
         </w:trPr>
         <w:tc>
           <w:tcPr>
-            <w:tcW w:type="dxa" w:w="2600"/>
+            <w:tcW w:type="dxa" w:w="2500"/>
             <w:tcBorders>
               <w:top w:val="none" w:color="FFFFFF" w:sz="0"/>
               <w:left w:val="none" w:color="FFFFFF" w:sz="0"/>
@@ -5866,7 +6006,65 @@
         </w:tc>
         <w:tc>
           <w:tcPr>
-            <w:tcW w:type="dxa" w:w="1100"/>
+            <w:tcW w:type="dxa" w:w="1400"/>
+            <w:tcBorders>
+              <w:top w:val="none" w:color="FFFFFF" w:sz="0"/>
+              <w:left w:val="none" w:color="FFFFFF" w:sz="0"/>
+              <w:bottom w:val="single" w:color="E1E4E2" w:sz="2"/>
+              <w:right w:val="none" w:color="FFFFFF" w:sz="0"/>
+            </w:tcBorders>
+            <w:vAlign w:val="top"/>
+          </w:tcPr>
+          <w:p>
+            <w:pPr>
+              <w:spacing w:after="0" w:before="0" w:line="280" w:lineRule="auto"/>
+              <w:jc w:val="left"/>
+            </w:pPr>
+            <w:r>
+              <w:rPr>
+                <w:rFonts w:ascii="바탕" w:eastAsia="바탕" w:hAnsi="바탕"/>
+                <w:b w:val="false"/>
+                <w:bCs w:val="false"/>
+                <w:color w:val="343A37"/>
+                <w:sz w:val="19"/>
+                <w:szCs w:val="19"/>
+              </w:rPr>
+              <w:t xml:space="preserve">박닌</w:t>
+            </w:r>
+          </w:p>
+        </w:tc>
+        <w:tc>
+          <w:tcPr>
+            <w:tcW w:type="dxa" w:w="2270"/>
+            <w:tcBorders>
+              <w:top w:val="none" w:color="FFFFFF" w:sz="0"/>
+              <w:left w:val="none" w:color="FFFFFF" w:sz="0"/>
+              <w:bottom w:val="single" w:color="E1E4E2" w:sz="2"/>
+              <w:right w:val="none" w:color="FFFFFF" w:sz="0"/>
+            </w:tcBorders>
+            <w:vAlign w:val="top"/>
+          </w:tcPr>
+          <w:p>
+            <w:pPr>
+              <w:spacing w:after="0" w:before="0" w:line="280" w:lineRule="auto"/>
+              <w:jc w:val="left"/>
+            </w:pPr>
+            <w:r>
+              <w:rPr>
+                <w:rFonts w:ascii="바탕" w:eastAsia="바탕" w:hAnsi="바탕"/>
+                <w:b w:val="false"/>
+                <w:bCs w:val="false"/>
+                <w:color w:val="343A37"/>
+                <w:sz w:val="19"/>
+                <w:szCs w:val="19"/>
+              </w:rPr>
+              <w:t xml:space="preserve">초도품은 안산</w:t>
+            </w:r>
+          </w:p>
+        </w:tc>
+        <w:tc>
+          <w:tcPr>
+            <w:tcW w:type="dxa" w:w="1000"/>
             <w:tcBorders>
               <w:top w:val="none" w:color="FFFFFF" w:sz="0"/>
               <w:left w:val="none" w:color="FFFFFF" w:sz="0"/>
@@ -5890,64 +6088,6 @@
                 <w:szCs w:val="19"/>
               </w:rPr>
               <w:t xml:space="preserve">7일</w:t>
-            </w:r>
-          </w:p>
-        </w:tc>
-        <w:tc>
-          <w:tcPr>
-            <w:tcW w:type="dxa" w:w="1600"/>
-            <w:tcBorders>
-              <w:top w:val="none" w:color="FFFFFF" w:sz="0"/>
-              <w:left w:val="none" w:color="FFFFFF" w:sz="0"/>
-              <w:bottom w:val="single" w:color="E1E4E2" w:sz="2"/>
-              <w:right w:val="none" w:color="FFFFFF" w:sz="0"/>
-            </w:tcBorders>
-            <w:vAlign w:val="top"/>
-          </w:tcPr>
-          <w:p>
-            <w:pPr>
-              <w:spacing w:after="0" w:before="0" w:line="280" w:lineRule="auto"/>
-              <w:jc w:val="left"/>
-            </w:pPr>
-            <w:r>
-              <w:rPr>
-                <w:rFonts w:ascii="바탕" w:eastAsia="바탕" w:hAnsi="바탕"/>
-                <w:b w:val="false"/>
-                <w:bCs w:val="false"/>
-                <w:color w:val="343A37"/>
-                <w:sz w:val="19"/>
-                <w:szCs w:val="19"/>
-              </w:rPr>
-              <w:t xml:space="preserve">박닌</w:t>
-            </w:r>
-          </w:p>
-        </w:tc>
-        <w:tc>
-          <w:tcPr>
-            <w:tcW w:type="dxa" w:w="1870"/>
-            <w:tcBorders>
-              <w:top w:val="none" w:color="FFFFFF" w:sz="0"/>
-              <w:left w:val="none" w:color="FFFFFF" w:sz="0"/>
-              <w:bottom w:val="single" w:color="E1E4E2" w:sz="2"/>
-              <w:right w:val="none" w:color="FFFFFF" w:sz="0"/>
-            </w:tcBorders>
-            <w:vAlign w:val="top"/>
-          </w:tcPr>
-          <w:p>
-            <w:pPr>
-              <w:spacing w:after="0" w:before="0" w:line="280" w:lineRule="auto"/>
-              <w:jc w:val="left"/>
-            </w:pPr>
-            <w:r>
-              <w:rPr>
-                <w:rFonts w:ascii="바탕" w:eastAsia="바탕" w:hAnsi="바탕"/>
-                <w:b w:val="false"/>
-                <w:bCs w:val="false"/>
-                <w:color w:val="343A37"/>
-                <w:sz w:val="19"/>
-                <w:szCs w:val="19"/>
-              </w:rPr>
-              <w:t xml:space="preserve">초도품은 안산</w:t>
             </w:r>
           </w:p>
         </w:tc>
@@ -5958,7 +6098,7 @@
         </w:trPr>
         <w:tc>
           <w:tcPr>
-            <w:tcW w:type="dxa" w:w="2600"/>
+            <w:tcW w:type="dxa" w:w="2500"/>
             <w:tcBorders>
               <w:top w:val="none" w:color="FFFFFF" w:sz="0"/>
               <w:left w:val="none" w:color="FFFFFF" w:sz="0"/>
@@ -5987,7 +6127,65 @@
         </w:tc>
         <w:tc>
           <w:tcPr>
-            <w:tcW w:type="dxa" w:w="1100"/>
+            <w:tcW w:type="dxa" w:w="1400"/>
+            <w:tcBorders>
+              <w:top w:val="none" w:color="FFFFFF" w:sz="0"/>
+              <w:left w:val="none" w:color="FFFFFF" w:sz="0"/>
+              <w:bottom w:val="single" w:color="E1E4E2" w:sz="2"/>
+              <w:right w:val="none" w:color="FFFFFF" w:sz="0"/>
+            </w:tcBorders>
+            <w:vAlign w:val="top"/>
+          </w:tcPr>
+          <w:p>
+            <w:pPr>
+              <w:spacing w:after="0" w:before="0" w:line="280" w:lineRule="auto"/>
+              <w:jc w:val="left"/>
+            </w:pPr>
+            <w:r>
+              <w:rPr>
+                <w:rFonts w:ascii="바탕" w:eastAsia="바탕" w:hAnsi="바탕"/>
+                <w:b w:val="false"/>
+                <w:bCs w:val="false"/>
+                <w:color w:val="343A37"/>
+                <w:sz w:val="19"/>
+                <w:szCs w:val="19"/>
+              </w:rPr>
+              <w:t xml:space="preserve">출하 거점</w:t>
+            </w:r>
+          </w:p>
+        </w:tc>
+        <w:tc>
+          <w:tcPr>
+            <w:tcW w:type="dxa" w:w="2270"/>
+            <w:tcBorders>
+              <w:top w:val="none" w:color="FFFFFF" w:sz="0"/>
+              <w:left w:val="none" w:color="FFFFFF" w:sz="0"/>
+              <w:bottom w:val="single" w:color="E1E4E2" w:sz="2"/>
+              <w:right w:val="none" w:color="FFFFFF" w:sz="0"/>
+            </w:tcBorders>
+            <w:vAlign w:val="top"/>
+          </w:tcPr>
+          <w:p>
+            <w:pPr>
+              <w:spacing w:after="0" w:before="0" w:line="280" w:lineRule="auto"/>
+              <w:jc w:val="left"/>
+            </w:pPr>
+            <w:r>
+              <w:rPr>
+                <w:rFonts w:ascii="바탕" w:eastAsia="바탕" w:hAnsi="바탕"/>
+                <w:b w:val="false"/>
+                <w:bCs w:val="false"/>
+                <w:color w:val="343A37"/>
+                <w:sz w:val="19"/>
+                <w:szCs w:val="19"/>
+              </w:rPr>
+              <w:t xml:space="preserve">AC 2,000V / 1분</w:t>
+            </w:r>
+          </w:p>
+        </w:tc>
+        <w:tc>
+          <w:tcPr>
+            <w:tcW w:type="dxa" w:w="1000"/>
             <w:tcBorders>
               <w:top w:val="none" w:color="FFFFFF" w:sz="0"/>
               <w:left w:val="none" w:color="FFFFFF" w:sz="0"/>
@@ -6011,64 +6209,6 @@
                 <w:szCs w:val="19"/>
               </w:rPr>
               <w:t xml:space="preserve">2일</w:t>
-            </w:r>
-          </w:p>
-        </w:tc>
-        <w:tc>
-          <w:tcPr>
-            <w:tcW w:type="dxa" w:w="1600"/>
-            <w:tcBorders>
-              <w:top w:val="none" w:color="FFFFFF" w:sz="0"/>
-              <w:left w:val="none" w:color="FFFFFF" w:sz="0"/>
-              <w:bottom w:val="single" w:color="E1E4E2" w:sz="2"/>
-              <w:right w:val="none" w:color="FFFFFF" w:sz="0"/>
-            </w:tcBorders>
-            <w:vAlign w:val="top"/>
-          </w:tcPr>
-          <w:p>
-            <w:pPr>
-              <w:spacing w:after="0" w:before="0" w:line="280" w:lineRule="auto"/>
-              <w:jc w:val="left"/>
-            </w:pPr>
-            <w:r>
-              <w:rPr>
-                <w:rFonts w:ascii="바탕" w:eastAsia="바탕" w:hAnsi="바탕"/>
-                <w:b w:val="false"/>
-                <w:bCs w:val="false"/>
-                <w:color w:val="343A37"/>
-                <w:sz w:val="19"/>
-                <w:szCs w:val="19"/>
-              </w:rPr>
-              <w:t xml:space="preserve">출하 거점</w:t>
-            </w:r>
-          </w:p>
-        </w:tc>
-        <w:tc>
-          <w:tcPr>
-            <w:tcW w:type="dxa" w:w="1870"/>
-            <w:tcBorders>
-              <w:top w:val="none" w:color="FFFFFF" w:sz="0"/>
-              <w:left w:val="none" w:color="FFFFFF" w:sz="0"/>
-              <w:bottom w:val="single" w:color="E1E4E2" w:sz="2"/>
-              <w:right w:val="none" w:color="FFFFFF" w:sz="0"/>
-            </w:tcBorders>
-            <w:vAlign w:val="top"/>
-          </w:tcPr>
-          <w:p>
-            <w:pPr>
-              <w:spacing w:after="0" w:before="0" w:line="280" w:lineRule="auto"/>
-              <w:jc w:val="left"/>
-            </w:pPr>
-            <w:r>
-              <w:rPr>
-                <w:rFonts w:ascii="바탕" w:eastAsia="바탕" w:hAnsi="바탕"/>
-                <w:b w:val="false"/>
-                <w:bCs w:val="false"/>
-                <w:color w:val="343A37"/>
-                <w:sz w:val="19"/>
-                <w:szCs w:val="19"/>
-              </w:rPr>
-              <w:t xml:space="preserve">AC 2,000V / 1분</w:t>
             </w:r>
           </w:p>
         </w:tc>
@@ -6079,7 +6219,7 @@
         </w:trPr>
         <w:tc>
           <w:tcPr>
-            <w:tcW w:type="dxa" w:w="2600"/>
+            <w:tcW w:type="dxa" w:w="2500"/>
             <w:tcBorders>
               <w:top w:val="none" w:color="FFFFFF" w:sz="0"/>
               <w:left w:val="none" w:color="FFFFFF" w:sz="0"/>
@@ -6108,7 +6248,65 @@
         </w:tc>
         <w:tc>
           <w:tcPr>
-            <w:tcW w:type="dxa" w:w="1100"/>
+            <w:tcW w:type="dxa" w:w="1400"/>
+            <w:tcBorders>
+              <w:top w:val="none" w:color="FFFFFF" w:sz="0"/>
+              <w:left w:val="none" w:color="FFFFFF" w:sz="0"/>
+              <w:bottom w:val="single" w:color="E1E4E2" w:sz="2"/>
+              <w:right w:val="none" w:color="FFFFFF" w:sz="0"/>
+            </w:tcBorders>
+            <w:vAlign w:val="top"/>
+          </w:tcPr>
+          <w:p>
+            <w:pPr>
+              <w:spacing w:after="0" w:before="0" w:line="280" w:lineRule="auto"/>
+              <w:jc w:val="left"/>
+            </w:pPr>
+            <w:r>
+              <w:rPr>
+                <w:rFonts w:ascii="바탕" w:eastAsia="바탕" w:hAnsi="바탕"/>
+                <w:b w:val="false"/>
+                <w:bCs w:val="false"/>
+                <w:color w:val="343A37"/>
+                <w:sz w:val="19"/>
+                <w:szCs w:val="19"/>
+              </w:rPr>
+              <w:t xml:space="preserve">출하 거점</w:t>
+            </w:r>
+          </w:p>
+        </w:tc>
+        <w:tc>
+          <w:tcPr>
+            <w:tcW w:type="dxa" w:w="2270"/>
+            <w:tcBorders>
+              <w:top w:val="none" w:color="FFFFFF" w:sz="0"/>
+              <w:left w:val="none" w:color="FFFFFF" w:sz="0"/>
+              <w:bottom w:val="single" w:color="E1E4E2" w:sz="2"/>
+              <w:right w:val="none" w:color="FFFFFF" w:sz="0"/>
+            </w:tcBorders>
+            <w:vAlign w:val="top"/>
+          </w:tcPr>
+          <w:p>
+            <w:pPr>
+              <w:spacing w:after="0" w:before="0" w:line="280" w:lineRule="auto"/>
+              <w:jc w:val="left"/>
+            </w:pPr>
+            <w:r>
+              <w:rPr>
+                <w:rFonts w:ascii="바탕" w:eastAsia="바탕" w:hAnsi="바탕"/>
+                <w:b w:val="false"/>
+                <w:bCs w:val="false"/>
+                <w:color w:val="343A37"/>
+                <w:sz w:val="19"/>
+                <w:szCs w:val="19"/>
+              </w:rPr>
+              <w:t xml:space="preserve">해상 12일 별도</w:t>
+            </w:r>
+          </w:p>
+        </w:tc>
+        <w:tc>
+          <w:tcPr>
+            <w:tcW w:type="dxa" w:w="1000"/>
             <w:tcBorders>
               <w:top w:val="none" w:color="FFFFFF" w:sz="0"/>
               <w:left w:val="none" w:color="FFFFFF" w:sz="0"/>
@@ -6132,64 +6330,6 @@
                 <w:szCs w:val="19"/>
               </w:rPr>
               <w:t xml:space="preserve">1일</w:t>
-            </w:r>
-          </w:p>
-        </w:tc>
-        <w:tc>
-          <w:tcPr>
-            <w:tcW w:type="dxa" w:w="1600"/>
-            <w:tcBorders>
-              <w:top w:val="none" w:color="FFFFFF" w:sz="0"/>
-              <w:left w:val="none" w:color="FFFFFF" w:sz="0"/>
-              <w:bottom w:val="single" w:color="E1E4E2" w:sz="2"/>
-              <w:right w:val="none" w:color="FFFFFF" w:sz="0"/>
-            </w:tcBorders>
-            <w:vAlign w:val="top"/>
-          </w:tcPr>
-          <w:p>
-            <w:pPr>
-              <w:spacing w:after="0" w:before="0" w:line="280" w:lineRule="auto"/>
-              <w:jc w:val="left"/>
-            </w:pPr>
-            <w:r>
-              <w:rPr>
-                <w:rFonts w:ascii="바탕" w:eastAsia="바탕" w:hAnsi="바탕"/>
-                <w:b w:val="false"/>
-                <w:bCs w:val="false"/>
-                <w:color w:val="343A37"/>
-                <w:sz w:val="19"/>
-                <w:szCs w:val="19"/>
-              </w:rPr>
-              <w:t xml:space="preserve">출하 거점</w:t>
-            </w:r>
-          </w:p>
-        </w:tc>
-        <w:tc>
-          <w:tcPr>
-            <w:tcW w:type="dxa" w:w="1870"/>
-            <w:tcBorders>
-              <w:top w:val="none" w:color="FFFFFF" w:sz="0"/>
-              <w:left w:val="none" w:color="FFFFFF" w:sz="0"/>
-              <w:bottom w:val="single" w:color="E1E4E2" w:sz="2"/>
-              <w:right w:val="none" w:color="FFFFFF" w:sz="0"/>
-            </w:tcBorders>
-            <w:vAlign w:val="top"/>
-          </w:tcPr>
-          <w:p>
-            <w:pPr>
-              <w:spacing w:after="0" w:before="0" w:line="280" w:lineRule="auto"/>
-              <w:jc w:val="left"/>
-            </w:pPr>
-            <w:r>
-              <w:rPr>
-                <w:rFonts w:ascii="바탕" w:eastAsia="바탕" w:hAnsi="바탕"/>
-                <w:b w:val="false"/>
-                <w:bCs w:val="false"/>
-                <w:color w:val="343A37"/>
-                <w:sz w:val="19"/>
-                <w:szCs w:val="19"/>
-              </w:rPr>
-              <w:t xml:space="preserve">해상 12일 별도</w:t>
             </w:r>
           </w:p>
         </w:tc>
@@ -6200,7 +6340,7 @@
         </w:trPr>
         <w:tc>
           <w:tcPr>
-            <w:tcW w:type="dxa" w:w="2600"/>
+            <w:tcW w:type="dxa" w:w="2500"/>
             <w:tcBorders>
               <w:top w:val="none" w:color="FFFFFF" w:sz="0"/>
               <w:left w:val="none" w:color="FFFFFF" w:sz="0"/>
@@ -6229,7 +6369,65 @@
         </w:tc>
         <w:tc>
           <w:tcPr>
-            <w:tcW w:type="dxa" w:w="1100"/>
+            <w:tcW w:type="dxa" w:w="1400"/>
+            <w:tcBorders>
+              <w:top w:val="none" w:color="FFFFFF" w:sz="0"/>
+              <w:left w:val="none" w:color="FFFFFF" w:sz="0"/>
+              <w:bottom w:val="single" w:color="191C1A" w:sz="6"/>
+              <w:right w:val="none" w:color="FFFFFF" w:sz="0"/>
+            </w:tcBorders>
+            <w:vAlign w:val="top"/>
+          </w:tcPr>
+          <w:p>
+            <w:pPr>
+              <w:spacing w:after="0" w:before="0" w:line="280" w:lineRule="auto"/>
+              <w:jc w:val="left"/>
+            </w:pPr>
+            <w:r>
+              <w:rPr>
+                <w:rFonts w:ascii="바탕" w:eastAsia="바탕" w:hAnsi="바탕"/>
+                <w:b w:val="false"/>
+                <w:bCs w:val="false"/>
+                <w:color w:val="343A37"/>
+                <w:sz w:val="19"/>
+                <w:szCs w:val="19"/>
+              </w:rPr>
+              <w:t xml:space="preserve"/>
+            </w:r>
+          </w:p>
+        </w:tc>
+        <w:tc>
+          <w:tcPr>
+            <w:tcW w:type="dxa" w:w="2270"/>
+            <w:tcBorders>
+              <w:top w:val="none" w:color="FFFFFF" w:sz="0"/>
+              <w:left w:val="none" w:color="FFFFFF" w:sz="0"/>
+              <w:bottom w:val="single" w:color="191C1A" w:sz="6"/>
+              <w:right w:val="none" w:color="FFFFFF" w:sz="0"/>
+            </w:tcBorders>
+            <w:vAlign w:val="top"/>
+          </w:tcPr>
+          <w:p>
+            <w:pPr>
+              <w:spacing w:after="0" w:before="0" w:line="280" w:lineRule="auto"/>
+              <w:jc w:val="left"/>
+            </w:pPr>
+            <w:r>
+              <w:rPr>
+                <w:rFonts w:ascii="바탕" w:eastAsia="바탕" w:hAnsi="바탕"/>
+                <w:b w:val="false"/>
+                <w:bCs w:val="false"/>
+                <w:color w:val="343A37"/>
+                <w:sz w:val="19"/>
+                <w:szCs w:val="19"/>
+              </w:rPr>
+              <w:t xml:space="preserve"/>
+            </w:r>
+          </w:p>
+        </w:tc>
+        <w:tc>
+          <w:tcPr>
+            <w:tcW w:type="dxa" w:w="1000"/>
             <w:tcBorders>
               <w:top w:val="none" w:color="FFFFFF" w:sz="0"/>
               <w:left w:val="none" w:color="FFFFFF" w:sz="0"/>
@@ -6253,64 +6451,6 @@
                 <w:szCs w:val="19"/>
               </w:rPr>
               <w:t xml:space="preserve">35일</w:t>
-            </w:r>
-          </w:p>
-        </w:tc>
-        <w:tc>
-          <w:tcPr>
-            <w:tcW w:type="dxa" w:w="1600"/>
-            <w:tcBorders>
-              <w:top w:val="none" w:color="FFFFFF" w:sz="0"/>
-              <w:left w:val="none" w:color="FFFFFF" w:sz="0"/>
-              <w:bottom w:val="single" w:color="191C1A" w:sz="6"/>
-              <w:right w:val="none" w:color="FFFFFF" w:sz="0"/>
-            </w:tcBorders>
-            <w:vAlign w:val="top"/>
-          </w:tcPr>
-          <w:p>
-            <w:pPr>
-              <w:spacing w:after="0" w:before="0" w:line="280" w:lineRule="auto"/>
-              <w:jc w:val="left"/>
-            </w:pPr>
-            <w:r>
-              <w:rPr>
-                <w:rFonts w:ascii="바탕" w:eastAsia="바탕" w:hAnsi="바탕"/>
-                <w:b w:val="false"/>
-                <w:bCs w:val="false"/>
-                <w:color w:val="343A37"/>
-                <w:sz w:val="19"/>
-                <w:szCs w:val="19"/>
-              </w:rPr>
-              <w:t xml:space="preserve"/>
-            </w:r>
-          </w:p>
-        </w:tc>
-        <w:tc>
-          <w:tcPr>
-            <w:tcW w:type="dxa" w:w="1870"/>
-            <w:tcBorders>
-              <w:top w:val="none" w:color="FFFFFF" w:sz="0"/>
-              <w:left w:val="none" w:color="FFFFFF" w:sz="0"/>
-              <w:bottom w:val="single" w:color="191C1A" w:sz="6"/>
-              <w:right w:val="none" w:color="FFFFFF" w:sz="0"/>
-            </w:tcBorders>
-            <w:vAlign w:val="top"/>
-          </w:tcPr>
-          <w:p>
-            <w:pPr>
-              <w:spacing w:after="0" w:before="0" w:line="280" w:lineRule="auto"/>
-              <w:jc w:val="left"/>
-            </w:pPr>
-            <w:r>
-              <w:rPr>
-                <w:rFonts w:ascii="바탕" w:eastAsia="바탕" w:hAnsi="바탕"/>
-                <w:b w:val="false"/>
-                <w:bCs w:val="false"/>
-                <w:color w:val="343A37"/>
-                <w:sz w:val="19"/>
-                <w:szCs w:val="19"/>
-              </w:rPr>
-              <w:t xml:space="preserve"/>
             </w:r>
           </w:p>
         </w:tc>
@@ -6383,10 +6523,10 @@
         </w:tblCellMar>
       </w:tblPr>
       <w:tblGrid>
-        <w:gridCol w:w="2300"/>
-        <w:gridCol w:w="2700"/>
+        <w:gridCol w:w="2100"/>
+        <w:gridCol w:w="3070"/>
+        <w:gridCol w:w="1200"/>
         <w:gridCol w:w="800"/>
-        <w:gridCol w:w="1370"/>
       </w:tblGrid>
       <w:tr>
         <w:trPr>
@@ -6394,7 +6534,7 @@
         </w:trPr>
         <w:tc>
           <w:tcPr>
-            <w:tcW w:type="dxa" w:w="2300"/>
+            <w:tcW w:type="dxa" w:w="2100"/>
             <w:tcBorders>
               <w:top w:val="none" w:color="FFFFFF" w:sz="0"/>
               <w:left w:val="none" w:color="FFFFFF" w:sz="0"/>
@@ -6424,7 +6564,7 @@
         </w:tc>
         <w:tc>
           <w:tcPr>
-            <w:tcW w:type="dxa" w:w="2700"/>
+            <w:tcW w:type="dxa" w:w="3070"/>
             <w:tcBorders>
               <w:top w:val="none" w:color="FFFFFF" w:sz="0"/>
               <w:left w:val="none" w:color="FFFFFF" w:sz="0"/>
@@ -6454,7 +6594,7 @@
         </w:tc>
         <w:tc>
           <w:tcPr>
-            <w:tcW w:type="dxa" w:w="800"/>
+            <w:tcW w:type="dxa" w:w="1200"/>
             <w:tcBorders>
               <w:top w:val="none" w:color="FFFFFF" w:sz="0"/>
               <w:left w:val="none" w:color="FFFFFF" w:sz="0"/>
@@ -6466,7 +6606,7 @@
           <w:p>
             <w:pPr>
               <w:spacing w:after="0" w:before="0" w:line="280" w:lineRule="auto"/>
-              <w:jc w:val="right"/>
+              <w:jc w:val="left"/>
             </w:pPr>
             <w:r>
               <w:rPr>
@@ -6478,13 +6618,13 @@
                 <w:sz w:val="17"/>
                 <w:szCs w:val="17"/>
               </w:rPr>
-              <w:t xml:space="preserve">수량</w:t>
-            </w:r>
-          </w:p>
-        </w:tc>
-        <w:tc>
-          <w:tcPr>
-            <w:tcW w:type="dxa" w:w="1370"/>
+              <w:t xml:space="preserve">거점</w:t>
+            </w:r>
+          </w:p>
+        </w:tc>
+        <w:tc>
+          <w:tcPr>
+            <w:tcW w:type="dxa" w:w="800"/>
             <w:tcBorders>
               <w:top w:val="none" w:color="FFFFFF" w:sz="0"/>
               <w:left w:val="none" w:color="FFFFFF" w:sz="0"/>
@@ -6496,7 +6636,7 @@
           <w:p>
             <w:pPr>
               <w:spacing w:after="0" w:before="0" w:line="280" w:lineRule="auto"/>
-              <w:jc w:val="left"/>
+              <w:jc w:val="right"/>
             </w:pPr>
             <w:r>
               <w:rPr>
@@ -6508,7 +6648,7 @@
                 <w:sz w:val="17"/>
                 <w:szCs w:val="17"/>
               </w:rPr>
-              <w:t xml:space="preserve">거점</w:t>
+              <w:t xml:space="preserve">수량</w:t>
             </w:r>
           </w:p>
         </w:tc>
@@ -6519,7 +6659,7 @@
         </w:trPr>
         <w:tc>
           <w:tcPr>
-            <w:tcW w:type="dxa" w:w="2300"/>
+            <w:tcW w:type="dxa" w:w="2100"/>
             <w:tcBorders>
               <w:top w:val="none" w:color="FFFFFF" w:sz="0"/>
               <w:left w:val="none" w:color="FFFFFF" w:sz="0"/>
@@ -6548,7 +6688,7 @@
         </w:tc>
         <w:tc>
           <w:tcPr>
-            <w:tcW w:type="dxa" w:w="2700"/>
+            <w:tcW w:type="dxa" w:w="3070"/>
             <w:tcBorders>
               <w:top w:val="none" w:color="FFFFFF" w:sz="0"/>
               <w:left w:val="none" w:color="FFFFFF" w:sz="0"/>
@@ -6577,6 +6717,35 @@
         </w:tc>
         <w:tc>
           <w:tcPr>
+            <w:tcW w:type="dxa" w:w="1200"/>
+            <w:tcBorders>
+              <w:top w:val="none" w:color="FFFFFF" w:sz="0"/>
+              <w:left w:val="none" w:color="FFFFFF" w:sz="0"/>
+              <w:bottom w:val="single" w:color="E1E4E2" w:sz="2"/>
+              <w:right w:val="none" w:color="FFFFFF" w:sz="0"/>
+            </w:tcBorders>
+            <w:vAlign w:val="top"/>
+          </w:tcPr>
+          <w:p>
+            <w:pPr>
+              <w:spacing w:after="0" w:before="0" w:line="280" w:lineRule="auto"/>
+              <w:jc w:val="left"/>
+            </w:pPr>
+            <w:r>
+              <w:rPr>
+                <w:rFonts w:ascii="바탕" w:eastAsia="바탕" w:hAnsi="바탕"/>
+                <w:b w:val="false"/>
+                <w:bCs w:val="false"/>
+                <w:color w:val="343A37"/>
+                <w:sz w:val="19"/>
+                <w:szCs w:val="19"/>
+              </w:rPr>
+              <w:t xml:space="preserve">박닌</w:t>
+            </w:r>
+          </w:p>
+        </w:tc>
+        <w:tc>
+          <w:tcPr>
             <w:tcW w:type="dxa" w:w="800"/>
             <w:tcBorders>
               <w:top w:val="none" w:color="FFFFFF" w:sz="0"/>
@@ -6601,35 +6770,6 @@
                 <w:szCs w:val="19"/>
               </w:rPr>
               <w:t xml:space="preserve">2대</w:t>
-            </w:r>
-          </w:p>
-        </w:tc>
-        <w:tc>
-          <w:tcPr>
-            <w:tcW w:type="dxa" w:w="1370"/>
-            <w:tcBorders>
-              <w:top w:val="none" w:color="FFFFFF" w:sz="0"/>
-              <w:left w:val="none" w:color="FFFFFF" w:sz="0"/>
-              <w:bottom w:val="single" w:color="E1E4E2" w:sz="2"/>
-              <w:right w:val="none" w:color="FFFFFF" w:sz="0"/>
-            </w:tcBorders>
-            <w:vAlign w:val="top"/>
-          </w:tcPr>
-          <w:p>
-            <w:pPr>
-              <w:spacing w:after="0" w:before="0" w:line="280" w:lineRule="auto"/>
-              <w:jc w:val="left"/>
-            </w:pPr>
-            <w:r>
-              <w:rPr>
-                <w:rFonts w:ascii="바탕" w:eastAsia="바탕" w:hAnsi="바탕"/>
-                <w:b w:val="false"/>
-                <w:bCs w:val="false"/>
-                <w:color w:val="343A37"/>
-                <w:sz w:val="19"/>
-                <w:szCs w:val="19"/>
-              </w:rPr>
-              <w:t xml:space="preserve">박닌</w:t>
             </w:r>
           </w:p>
         </w:tc>
@@ -6640,7 +6780,7 @@
         </w:trPr>
         <w:tc>
           <w:tcPr>
-            <w:tcW w:type="dxa" w:w="2300"/>
+            <w:tcW w:type="dxa" w:w="2100"/>
             <w:tcBorders>
               <w:top w:val="none" w:color="FFFFFF" w:sz="0"/>
               <w:left w:val="none" w:color="FFFFFF" w:sz="0"/>
@@ -6669,7 +6809,7 @@
         </w:tc>
         <w:tc>
           <w:tcPr>
-            <w:tcW w:type="dxa" w:w="2700"/>
+            <w:tcW w:type="dxa" w:w="3070"/>
             <w:tcBorders>
               <w:top w:val="none" w:color="FFFFFF" w:sz="0"/>
               <w:left w:val="none" w:color="FFFFFF" w:sz="0"/>
@@ -6698,6 +6838,35 @@
         </w:tc>
         <w:tc>
           <w:tcPr>
+            <w:tcW w:type="dxa" w:w="1200"/>
+            <w:tcBorders>
+              <w:top w:val="none" w:color="FFFFFF" w:sz="0"/>
+              <w:left w:val="none" w:color="FFFFFF" w:sz="0"/>
+              <w:bottom w:val="single" w:color="E1E4E2" w:sz="2"/>
+              <w:right w:val="none" w:color="FFFFFF" w:sz="0"/>
+            </w:tcBorders>
+            <w:vAlign w:val="top"/>
+          </w:tcPr>
+          <w:p>
+            <w:pPr>
+              <w:spacing w:after="0" w:before="0" w:line="280" w:lineRule="auto"/>
+              <w:jc w:val="left"/>
+            </w:pPr>
+            <w:r>
+              <w:rPr>
+                <w:rFonts w:ascii="바탕" w:eastAsia="바탕" w:hAnsi="바탕"/>
+                <w:b w:val="false"/>
+                <w:bCs w:val="false"/>
+                <w:color w:val="343A37"/>
+                <w:sz w:val="19"/>
+                <w:szCs w:val="19"/>
+              </w:rPr>
+              <w:t xml:space="preserve">박닌</w:t>
+            </w:r>
+          </w:p>
+        </w:tc>
+        <w:tc>
+          <w:tcPr>
             <w:tcW w:type="dxa" w:w="800"/>
             <w:tcBorders>
               <w:top w:val="none" w:color="FFFFFF" w:sz="0"/>
@@ -6722,35 +6891,6 @@
                 <w:szCs w:val="19"/>
               </w:rPr>
               <w:t xml:space="preserve">2대</w:t>
-            </w:r>
-          </w:p>
-        </w:tc>
-        <w:tc>
-          <w:tcPr>
-            <w:tcW w:type="dxa" w:w="1370"/>
-            <w:tcBorders>
-              <w:top w:val="none" w:color="FFFFFF" w:sz="0"/>
-              <w:left w:val="none" w:color="FFFFFF" w:sz="0"/>
-              <w:bottom w:val="single" w:color="E1E4E2" w:sz="2"/>
-              <w:right w:val="none" w:color="FFFFFF" w:sz="0"/>
-            </w:tcBorders>
-            <w:vAlign w:val="top"/>
-          </w:tcPr>
-          <w:p>
-            <w:pPr>
-              <w:spacing w:after="0" w:before="0" w:line="280" w:lineRule="auto"/>
-              <w:jc w:val="left"/>
-            </w:pPr>
-            <w:r>
-              <w:rPr>
-                <w:rFonts w:ascii="바탕" w:eastAsia="바탕" w:hAnsi="바탕"/>
-                <w:b w:val="false"/>
-                <w:bCs w:val="false"/>
-                <w:color w:val="343A37"/>
-                <w:sz w:val="19"/>
-                <w:szCs w:val="19"/>
-              </w:rPr>
-              <w:t xml:space="preserve">박닌</w:t>
             </w:r>
           </w:p>
         </w:tc>
@@ -6761,7 +6901,7 @@
         </w:trPr>
         <w:tc>
           <w:tcPr>
-            <w:tcW w:type="dxa" w:w="2300"/>
+            <w:tcW w:type="dxa" w:w="2100"/>
             <w:tcBorders>
               <w:top w:val="none" w:color="FFFFFF" w:sz="0"/>
               <w:left w:val="none" w:color="FFFFFF" w:sz="0"/>
@@ -6790,7 +6930,7 @@
         </w:tc>
         <w:tc>
           <w:tcPr>
-            <w:tcW w:type="dxa" w:w="2700"/>
+            <w:tcW w:type="dxa" w:w="3070"/>
             <w:tcBorders>
               <w:top w:val="none" w:color="FFFFFF" w:sz="0"/>
               <w:left w:val="none" w:color="FFFFFF" w:sz="0"/>
@@ -6819,6 +6959,35 @@
         </w:tc>
         <w:tc>
           <w:tcPr>
+            <w:tcW w:type="dxa" w:w="1200"/>
+            <w:tcBorders>
+              <w:top w:val="none" w:color="FFFFFF" w:sz="0"/>
+              <w:left w:val="none" w:color="FFFFFF" w:sz="0"/>
+              <w:bottom w:val="single" w:color="E1E4E2" w:sz="2"/>
+              <w:right w:val="none" w:color="FFFFFF" w:sz="0"/>
+            </w:tcBorders>
+            <w:vAlign w:val="top"/>
+          </w:tcPr>
+          <w:p>
+            <w:pPr>
+              <w:spacing w:after="0" w:before="0" w:line="280" w:lineRule="auto"/>
+              <w:jc w:val="left"/>
+            </w:pPr>
+            <w:r>
+              <w:rPr>
+                <w:rFonts w:ascii="바탕" w:eastAsia="바탕" w:hAnsi="바탕"/>
+                <w:b w:val="false"/>
+                <w:bCs w:val="false"/>
+                <w:color w:val="343A37"/>
+                <w:sz w:val="19"/>
+                <w:szCs w:val="19"/>
+              </w:rPr>
+              <w:t xml:space="preserve">박닌</w:t>
+            </w:r>
+          </w:p>
+        </w:tc>
+        <w:tc>
+          <w:tcPr>
             <w:tcW w:type="dxa" w:w="800"/>
             <w:tcBorders>
               <w:top w:val="none" w:color="FFFFFF" w:sz="0"/>
@@ -6843,35 +7012,6 @@
                 <w:szCs w:val="19"/>
               </w:rPr>
               <w:t xml:space="preserve">2대</w:t>
-            </w:r>
-          </w:p>
-        </w:tc>
-        <w:tc>
-          <w:tcPr>
-            <w:tcW w:type="dxa" w:w="1370"/>
-            <w:tcBorders>
-              <w:top w:val="none" w:color="FFFFFF" w:sz="0"/>
-              <w:left w:val="none" w:color="FFFFFF" w:sz="0"/>
-              <w:bottom w:val="single" w:color="E1E4E2" w:sz="2"/>
-              <w:right w:val="none" w:color="FFFFFF" w:sz="0"/>
-            </w:tcBorders>
-            <w:vAlign w:val="top"/>
-          </w:tcPr>
-          <w:p>
-            <w:pPr>
-              <w:spacing w:after="0" w:before="0" w:line="280" w:lineRule="auto"/>
-              <w:jc w:val="left"/>
-            </w:pPr>
-            <w:r>
-              <w:rPr>
-                <w:rFonts w:ascii="바탕" w:eastAsia="바탕" w:hAnsi="바탕"/>
-                <w:b w:val="false"/>
-                <w:bCs w:val="false"/>
-                <w:color w:val="343A37"/>
-                <w:sz w:val="19"/>
-                <w:szCs w:val="19"/>
-              </w:rPr>
-              <w:t xml:space="preserve">박닌</w:t>
             </w:r>
           </w:p>
         </w:tc>
@@ -6882,7 +7022,7 @@
         </w:trPr>
         <w:tc>
           <w:tcPr>
-            <w:tcW w:type="dxa" w:w="2300"/>
+            <w:tcW w:type="dxa" w:w="2100"/>
             <w:tcBorders>
               <w:top w:val="none" w:color="FFFFFF" w:sz="0"/>
               <w:left w:val="none" w:color="FFFFFF" w:sz="0"/>
@@ -6911,7 +7051,7 @@
         </w:tc>
         <w:tc>
           <w:tcPr>
-            <w:tcW w:type="dxa" w:w="2700"/>
+            <w:tcW w:type="dxa" w:w="3070"/>
             <w:tcBorders>
               <w:top w:val="none" w:color="FFFFFF" w:sz="0"/>
               <w:left w:val="none" w:color="FFFFFF" w:sz="0"/>
@@ -6940,6 +7080,35 @@
         </w:tc>
         <w:tc>
           <w:tcPr>
+            <w:tcW w:type="dxa" w:w="1200"/>
+            <w:tcBorders>
+              <w:top w:val="none" w:color="FFFFFF" w:sz="0"/>
+              <w:left w:val="none" w:color="FFFFFF" w:sz="0"/>
+              <w:bottom w:val="single" w:color="E1E4E2" w:sz="2"/>
+              <w:right w:val="none" w:color="FFFFFF" w:sz="0"/>
+            </w:tcBorders>
+            <w:vAlign w:val="top"/>
+          </w:tcPr>
+          <w:p>
+            <w:pPr>
+              <w:spacing w:after="0" w:before="0" w:line="280" w:lineRule="auto"/>
+              <w:jc w:val="left"/>
+            </w:pPr>
+            <w:r>
+              <w:rPr>
+                <w:rFonts w:ascii="바탕" w:eastAsia="바탕" w:hAnsi="바탕"/>
+                <w:b w:val="false"/>
+                <w:bCs w:val="false"/>
+                <w:color w:val="343A37"/>
+                <w:sz w:val="19"/>
+                <w:szCs w:val="19"/>
+              </w:rPr>
+              <w:t xml:space="preserve">박닌</w:t>
+            </w:r>
+          </w:p>
+        </w:tc>
+        <w:tc>
+          <w:tcPr>
             <w:tcW w:type="dxa" w:w="800"/>
             <w:tcBorders>
               <w:top w:val="none" w:color="FFFFFF" w:sz="0"/>
@@ -6964,35 +7133,6 @@
                 <w:szCs w:val="19"/>
               </w:rPr>
               <w:t xml:space="preserve">2대</w:t>
-            </w:r>
-          </w:p>
-        </w:tc>
-        <w:tc>
-          <w:tcPr>
-            <w:tcW w:type="dxa" w:w="1370"/>
-            <w:tcBorders>
-              <w:top w:val="none" w:color="FFFFFF" w:sz="0"/>
-              <w:left w:val="none" w:color="FFFFFF" w:sz="0"/>
-              <w:bottom w:val="single" w:color="E1E4E2" w:sz="2"/>
-              <w:right w:val="none" w:color="FFFFFF" w:sz="0"/>
-            </w:tcBorders>
-            <w:vAlign w:val="top"/>
-          </w:tcPr>
-          <w:p>
-            <w:pPr>
-              <w:spacing w:after="0" w:before="0" w:line="280" w:lineRule="auto"/>
-              <w:jc w:val="left"/>
-            </w:pPr>
-            <w:r>
-              <w:rPr>
-                <w:rFonts w:ascii="바탕" w:eastAsia="바탕" w:hAnsi="바탕"/>
-                <w:b w:val="false"/>
-                <w:bCs w:val="false"/>
-                <w:color w:val="343A37"/>
-                <w:sz w:val="19"/>
-                <w:szCs w:val="19"/>
-              </w:rPr>
-              <w:t xml:space="preserve">박닌</w:t>
             </w:r>
           </w:p>
         </w:tc>
@@ -7003,7 +7143,7 @@
         </w:trPr>
         <w:tc>
           <w:tcPr>
-            <w:tcW w:type="dxa" w:w="2300"/>
+            <w:tcW w:type="dxa" w:w="2100"/>
             <w:tcBorders>
               <w:top w:val="none" w:color="FFFFFF" w:sz="0"/>
               <w:left w:val="none" w:color="FFFFFF" w:sz="0"/>
@@ -7032,7 +7172,7 @@
         </w:tc>
         <w:tc>
           <w:tcPr>
-            <w:tcW w:type="dxa" w:w="2700"/>
+            <w:tcW w:type="dxa" w:w="3070"/>
             <w:tcBorders>
               <w:top w:val="none" w:color="FFFFFF" w:sz="0"/>
               <w:left w:val="none" w:color="FFFFFF" w:sz="0"/>
@@ -7061,6 +7201,35 @@
         </w:tc>
         <w:tc>
           <w:tcPr>
+            <w:tcW w:type="dxa" w:w="1200"/>
+            <w:tcBorders>
+              <w:top w:val="none" w:color="FFFFFF" w:sz="0"/>
+              <w:left w:val="none" w:color="FFFFFF" w:sz="0"/>
+              <w:bottom w:val="single" w:color="E1E4E2" w:sz="2"/>
+              <w:right w:val="none" w:color="FFFFFF" w:sz="0"/>
+            </w:tcBorders>
+            <w:vAlign w:val="top"/>
+          </w:tcPr>
+          <w:p>
+            <w:pPr>
+              <w:spacing w:after="0" w:before="0" w:line="280" w:lineRule="auto"/>
+              <w:jc w:val="left"/>
+            </w:pPr>
+            <w:r>
+              <w:rPr>
+                <w:rFonts w:ascii="바탕" w:eastAsia="바탕" w:hAnsi="바탕"/>
+                <w:b w:val="false"/>
+                <w:bCs w:val="false"/>
+                <w:color w:val="343A37"/>
+                <w:sz w:val="19"/>
+                <w:szCs w:val="19"/>
+              </w:rPr>
+              <w:t xml:space="preserve">박닌</w:t>
+            </w:r>
+          </w:p>
+        </w:tc>
+        <w:tc>
+          <w:tcPr>
             <w:tcW w:type="dxa" w:w="800"/>
             <w:tcBorders>
               <w:top w:val="none" w:color="FFFFFF" w:sz="0"/>
@@ -7085,35 +7254,6 @@
                 <w:szCs w:val="19"/>
               </w:rPr>
               <w:t xml:space="preserve">1대</w:t>
-            </w:r>
-          </w:p>
-        </w:tc>
-        <w:tc>
-          <w:tcPr>
-            <w:tcW w:type="dxa" w:w="1370"/>
-            <w:tcBorders>
-              <w:top w:val="none" w:color="FFFFFF" w:sz="0"/>
-              <w:left w:val="none" w:color="FFFFFF" w:sz="0"/>
-              <w:bottom w:val="single" w:color="E1E4E2" w:sz="2"/>
-              <w:right w:val="none" w:color="FFFFFF" w:sz="0"/>
-            </w:tcBorders>
-            <w:vAlign w:val="top"/>
-          </w:tcPr>
-          <w:p>
-            <w:pPr>
-              <w:spacing w:after="0" w:before="0" w:line="280" w:lineRule="auto"/>
-              <w:jc w:val="left"/>
-            </w:pPr>
-            <w:r>
-              <w:rPr>
-                <w:rFonts w:ascii="바탕" w:eastAsia="바탕" w:hAnsi="바탕"/>
-                <w:b w:val="false"/>
-                <w:bCs w:val="false"/>
-                <w:color w:val="343A37"/>
-                <w:sz w:val="19"/>
-                <w:szCs w:val="19"/>
-              </w:rPr>
-              <w:t xml:space="preserve">박닌</w:t>
             </w:r>
           </w:p>
         </w:tc>
@@ -7124,7 +7264,7 @@
         </w:trPr>
         <w:tc>
           <w:tcPr>
-            <w:tcW w:type="dxa" w:w="2300"/>
+            <w:tcW w:type="dxa" w:w="2100"/>
             <w:tcBorders>
               <w:top w:val="none" w:color="FFFFFF" w:sz="0"/>
               <w:left w:val="none" w:color="FFFFFF" w:sz="0"/>
@@ -7153,7 +7293,7 @@
         </w:tc>
         <w:tc>
           <w:tcPr>
-            <w:tcW w:type="dxa" w:w="2700"/>
+            <w:tcW w:type="dxa" w:w="3070"/>
             <w:tcBorders>
               <w:top w:val="none" w:color="FFFFFF" w:sz="0"/>
               <w:left w:val="none" w:color="FFFFFF" w:sz="0"/>
@@ -7182,6 +7322,35 @@
         </w:tc>
         <w:tc>
           <w:tcPr>
+            <w:tcW w:type="dxa" w:w="1200"/>
+            <w:tcBorders>
+              <w:top w:val="none" w:color="FFFFFF" w:sz="0"/>
+              <w:left w:val="none" w:color="FFFFFF" w:sz="0"/>
+              <w:bottom w:val="single" w:color="E1E4E2" w:sz="2"/>
+              <w:right w:val="none" w:color="FFFFFF" w:sz="0"/>
+            </w:tcBorders>
+            <w:vAlign w:val="top"/>
+          </w:tcPr>
+          <w:p>
+            <w:pPr>
+              <w:spacing w:after="0" w:before="0" w:line="280" w:lineRule="auto"/>
+              <w:jc w:val="left"/>
+            </w:pPr>
+            <w:r>
+              <w:rPr>
+                <w:rFonts w:ascii="바탕" w:eastAsia="바탕" w:hAnsi="바탕"/>
+                <w:b w:val="false"/>
+                <w:bCs w:val="false"/>
+                <w:color w:val="343A37"/>
+                <w:sz w:val="19"/>
+                <w:szCs w:val="19"/>
+              </w:rPr>
+              <w:t xml:space="preserve">안산</w:t>
+            </w:r>
+          </w:p>
+        </w:tc>
+        <w:tc>
+          <w:tcPr>
             <w:tcW w:type="dxa" w:w="800"/>
             <w:tcBorders>
               <w:top w:val="none" w:color="FFFFFF" w:sz="0"/>
@@ -7206,35 +7375,6 @@
                 <w:szCs w:val="19"/>
               </w:rPr>
               <w:t xml:space="preserve">2대</w:t>
-            </w:r>
-          </w:p>
-        </w:tc>
-        <w:tc>
-          <w:tcPr>
-            <w:tcW w:type="dxa" w:w="1370"/>
-            <w:tcBorders>
-              <w:top w:val="none" w:color="FFFFFF" w:sz="0"/>
-              <w:left w:val="none" w:color="FFFFFF" w:sz="0"/>
-              <w:bottom w:val="single" w:color="E1E4E2" w:sz="2"/>
-              <w:right w:val="none" w:color="FFFFFF" w:sz="0"/>
-            </w:tcBorders>
-            <w:vAlign w:val="top"/>
-          </w:tcPr>
-          <w:p>
-            <w:pPr>
-              <w:spacing w:after="0" w:before="0" w:line="280" w:lineRule="auto"/>
-              <w:jc w:val="left"/>
-            </w:pPr>
-            <w:r>
-              <w:rPr>
-                <w:rFonts w:ascii="바탕" w:eastAsia="바탕" w:hAnsi="바탕"/>
-                <w:b w:val="false"/>
-                <w:bCs w:val="false"/>
-                <w:color w:val="343A37"/>
-                <w:sz w:val="19"/>
-                <w:szCs w:val="19"/>
-              </w:rPr>
-              <w:t xml:space="preserve">안산</w:t>
             </w:r>
           </w:p>
         </w:tc>
@@ -7245,7 +7385,7 @@
         </w:trPr>
         <w:tc>
           <w:tcPr>
-            <w:tcW w:type="dxa" w:w="2300"/>
+            <w:tcW w:type="dxa" w:w="2100"/>
             <w:tcBorders>
               <w:top w:val="none" w:color="FFFFFF" w:sz="0"/>
               <w:left w:val="none" w:color="FFFFFF" w:sz="0"/>
@@ -7274,7 +7414,7 @@
         </w:tc>
         <w:tc>
           <w:tcPr>
-            <w:tcW w:type="dxa" w:w="2700"/>
+            <w:tcW w:type="dxa" w:w="3070"/>
             <w:tcBorders>
               <w:top w:val="none" w:color="FFFFFF" w:sz="0"/>
               <w:left w:val="none" w:color="FFFFFF" w:sz="0"/>
@@ -7303,6 +7443,35 @@
         </w:tc>
         <w:tc>
           <w:tcPr>
+            <w:tcW w:type="dxa" w:w="1200"/>
+            <w:tcBorders>
+              <w:top w:val="none" w:color="FFFFFF" w:sz="0"/>
+              <w:left w:val="none" w:color="FFFFFF" w:sz="0"/>
+              <w:bottom w:val="single" w:color="E1E4E2" w:sz="2"/>
+              <w:right w:val="none" w:color="FFFFFF" w:sz="0"/>
+            </w:tcBorders>
+            <w:vAlign w:val="top"/>
+          </w:tcPr>
+          <w:p>
+            <w:pPr>
+              <w:spacing w:after="0" w:before="0" w:line="280" w:lineRule="auto"/>
+              <w:jc w:val="left"/>
+            </w:pPr>
+            <w:r>
+              <w:rPr>
+                <w:rFonts w:ascii="바탕" w:eastAsia="바탕" w:hAnsi="바탕"/>
+                <w:b w:val="false"/>
+                <w:bCs w:val="false"/>
+                <w:color w:val="343A37"/>
+                <w:sz w:val="19"/>
+                <w:szCs w:val="19"/>
+              </w:rPr>
+              <w:t xml:space="preserve">안산</w:t>
+            </w:r>
+          </w:p>
+        </w:tc>
+        <w:tc>
+          <w:tcPr>
             <w:tcW w:type="dxa" w:w="800"/>
             <w:tcBorders>
               <w:top w:val="none" w:color="FFFFFF" w:sz="0"/>
@@ -7327,35 +7496,6 @@
                 <w:szCs w:val="19"/>
               </w:rPr>
               <w:t xml:space="preserve">2대</w:t>
-            </w:r>
-          </w:p>
-        </w:tc>
-        <w:tc>
-          <w:tcPr>
-            <w:tcW w:type="dxa" w:w="1370"/>
-            <w:tcBorders>
-              <w:top w:val="none" w:color="FFFFFF" w:sz="0"/>
-              <w:left w:val="none" w:color="FFFFFF" w:sz="0"/>
-              <w:bottom w:val="single" w:color="E1E4E2" w:sz="2"/>
-              <w:right w:val="none" w:color="FFFFFF" w:sz="0"/>
-            </w:tcBorders>
-            <w:vAlign w:val="top"/>
-          </w:tcPr>
-          <w:p>
-            <w:pPr>
-              <w:spacing w:after="0" w:before="0" w:line="280" w:lineRule="auto"/>
-              <w:jc w:val="left"/>
-            </w:pPr>
-            <w:r>
-              <w:rPr>
-                <w:rFonts w:ascii="바탕" w:eastAsia="바탕" w:hAnsi="바탕"/>
-                <w:b w:val="false"/>
-                <w:bCs w:val="false"/>
-                <w:color w:val="343A37"/>
-                <w:sz w:val="19"/>
-                <w:szCs w:val="19"/>
-              </w:rPr>
-              <w:t xml:space="preserve">안산</w:t>
             </w:r>
           </w:p>
         </w:tc>
@@ -7366,7 +7506,7 @@
         </w:trPr>
         <w:tc>
           <w:tcPr>
-            <w:tcW w:type="dxa" w:w="2300"/>
+            <w:tcW w:type="dxa" w:w="2100"/>
             <w:tcBorders>
               <w:top w:val="none" w:color="FFFFFF" w:sz="0"/>
               <w:left w:val="none" w:color="FFFFFF" w:sz="0"/>
@@ -7395,7 +7535,7 @@
         </w:tc>
         <w:tc>
           <w:tcPr>
-            <w:tcW w:type="dxa" w:w="2700"/>
+            <w:tcW w:type="dxa" w:w="3070"/>
             <w:tcBorders>
               <w:top w:val="none" w:color="FFFFFF" w:sz="0"/>
               <w:left w:val="none" w:color="FFFFFF" w:sz="0"/>
@@ -7424,6 +7564,35 @@
         </w:tc>
         <w:tc>
           <w:tcPr>
+            <w:tcW w:type="dxa" w:w="1200"/>
+            <w:tcBorders>
+              <w:top w:val="none" w:color="FFFFFF" w:sz="0"/>
+              <w:left w:val="none" w:color="FFFFFF" w:sz="0"/>
+              <w:bottom w:val="single" w:color="E1E4E2" w:sz="2"/>
+              <w:right w:val="none" w:color="FFFFFF" w:sz="0"/>
+            </w:tcBorders>
+            <w:vAlign w:val="top"/>
+          </w:tcPr>
+          <w:p>
+            <w:pPr>
+              <w:spacing w:after="0" w:before="0" w:line="280" w:lineRule="auto"/>
+              <w:jc w:val="left"/>
+            </w:pPr>
+            <w:r>
+              <w:rPr>
+                <w:rFonts w:ascii="바탕" w:eastAsia="바탕" w:hAnsi="바탕"/>
+                <w:b w:val="false"/>
+                <w:bCs w:val="false"/>
+                <w:color w:val="343A37"/>
+                <w:sz w:val="19"/>
+                <w:szCs w:val="19"/>
+              </w:rPr>
+              <w:t xml:space="preserve">안산 · 박닌</w:t>
+            </w:r>
+          </w:p>
+        </w:tc>
+        <w:tc>
+          <w:tcPr>
             <w:tcW w:type="dxa" w:w="800"/>
             <w:tcBorders>
               <w:top w:val="none" w:color="FFFFFF" w:sz="0"/>
@@ -7448,35 +7617,6 @@
                 <w:szCs w:val="19"/>
               </w:rPr>
               <w:t xml:space="preserve">3대</w:t>
-            </w:r>
-          </w:p>
-        </w:tc>
-        <w:tc>
-          <w:tcPr>
-            <w:tcW w:type="dxa" w:w="1370"/>
-            <w:tcBorders>
-              <w:top w:val="none" w:color="FFFFFF" w:sz="0"/>
-              <w:left w:val="none" w:color="FFFFFF" w:sz="0"/>
-              <w:bottom w:val="single" w:color="E1E4E2" w:sz="2"/>
-              <w:right w:val="none" w:color="FFFFFF" w:sz="0"/>
-            </w:tcBorders>
-            <w:vAlign w:val="top"/>
-          </w:tcPr>
-          <w:p>
-            <w:pPr>
-              <w:spacing w:after="0" w:before="0" w:line="280" w:lineRule="auto"/>
-              <w:jc w:val="left"/>
-            </w:pPr>
-            <w:r>
-              <w:rPr>
-                <w:rFonts w:ascii="바탕" w:eastAsia="바탕" w:hAnsi="바탕"/>
-                <w:b w:val="false"/>
-                <w:bCs w:val="false"/>
-                <w:color w:val="343A37"/>
-                <w:sz w:val="19"/>
-                <w:szCs w:val="19"/>
-              </w:rPr>
-              <w:t xml:space="preserve">안산 · 박닌</w:t>
             </w:r>
           </w:p>
         </w:tc>
@@ -7487,7 +7627,7 @@
         </w:trPr>
         <w:tc>
           <w:tcPr>
-            <w:tcW w:type="dxa" w:w="2300"/>
+            <w:tcW w:type="dxa" w:w="2100"/>
             <w:tcBorders>
               <w:top w:val="none" w:color="FFFFFF" w:sz="0"/>
               <w:left w:val="none" w:color="FFFFFF" w:sz="0"/>
@@ -7516,7 +7656,7 @@
         </w:tc>
         <w:tc>
           <w:tcPr>
-            <w:tcW w:type="dxa" w:w="2700"/>
+            <w:tcW w:type="dxa" w:w="3070"/>
             <w:tcBorders>
               <w:top w:val="none" w:color="FFFFFF" w:sz="0"/>
               <w:left w:val="none" w:color="FFFFFF" w:sz="0"/>
@@ -7545,6 +7685,35 @@
         </w:tc>
         <w:tc>
           <w:tcPr>
+            <w:tcW w:type="dxa" w:w="1200"/>
+            <w:tcBorders>
+              <w:top w:val="none" w:color="FFFFFF" w:sz="0"/>
+              <w:left w:val="none" w:color="FFFFFF" w:sz="0"/>
+              <w:bottom w:val="single" w:color="191C1A" w:sz="6"/>
+              <w:right w:val="none" w:color="FFFFFF" w:sz="0"/>
+            </w:tcBorders>
+            <w:vAlign w:val="top"/>
+          </w:tcPr>
+          <w:p>
+            <w:pPr>
+              <w:spacing w:after="0" w:before="0" w:line="280" w:lineRule="auto"/>
+              <w:jc w:val="left"/>
+            </w:pPr>
+            <w:r>
+              <w:rPr>
+                <w:rFonts w:ascii="바탕" w:eastAsia="바탕" w:hAnsi="바탕"/>
+                <w:b w:val="false"/>
+                <w:bCs w:val="false"/>
+                <w:color w:val="343A37"/>
+                <w:sz w:val="19"/>
+                <w:szCs w:val="19"/>
+              </w:rPr>
+              <w:t xml:space="preserve">안산 · 박닌</w:t>
+            </w:r>
+          </w:p>
+        </w:tc>
+        <w:tc>
+          <w:tcPr>
             <w:tcW w:type="dxa" w:w="800"/>
             <w:tcBorders>
               <w:top w:val="none" w:color="FFFFFF" w:sz="0"/>
@@ -7569,35 +7738,6 @@
                 <w:szCs w:val="19"/>
               </w:rPr>
               <w:t xml:space="preserve">6대</w:t>
-            </w:r>
-          </w:p>
-        </w:tc>
-        <w:tc>
-          <w:tcPr>
-            <w:tcW w:type="dxa" w:w="1370"/>
-            <w:tcBorders>
-              <w:top w:val="none" w:color="FFFFFF" w:sz="0"/>
-              <w:left w:val="none" w:color="FFFFFF" w:sz="0"/>
-              <w:bottom w:val="single" w:color="191C1A" w:sz="6"/>
-              <w:right w:val="none" w:color="FFFFFF" w:sz="0"/>
-            </w:tcBorders>
-            <w:vAlign w:val="top"/>
-          </w:tcPr>
-          <w:p>
-            <w:pPr>
-              <w:spacing w:after="0" w:before="0" w:line="280" w:lineRule="auto"/>
-              <w:jc w:val="left"/>
-            </w:pPr>
-            <w:r>
-              <w:rPr>
-                <w:rFonts w:ascii="바탕" w:eastAsia="바탕" w:hAnsi="바탕"/>
-                <w:b w:val="false"/>
-                <w:bCs w:val="false"/>
-                <w:color w:val="343A37"/>
-                <w:sz w:val="19"/>
-                <w:szCs w:val="19"/>
-              </w:rPr>
-              <w:t xml:space="preserve">안산 · 박닌</w:t>
             </w:r>
           </w:p>
         </w:tc>
@@ -8700,6 +8840,76 @@
           <w:szCs w:val="17"/>
         </w:rPr>
         <w:t xml:space="preserve">출하불량(PPM) = 고객 접수 불량 수량 ÷ 출하 수량 × 1,000,000. 폐기율은 투입 자재 금액 대비 폐기 금액이다.</w:t>
+      </w:r>
+    </w:p>
+    <w:p>
+      <w:pPr>
+        <w:tabs>
+          <w:tab w:val="left" w:pos="1900"/>
+        </w:tabs>
+        <w:spacing w:after="200" w:before="0" w:line="360" w:lineRule="auto"/>
+        <w:ind w:left="1900" w:hanging="1900"/>
+      </w:pPr>
+      <w:r>
+        <w:rPr>
+          <w:rFonts w:ascii="맑은 고딕" w:eastAsia="맑은 고딕" w:hAnsi="맑은 고딕"/>
+          <w:b w:val="false"/>
+          <w:bCs w:val="false"/>
+          <w:color w:val="9CA29F"/>
+          <w:spacing w:val="14"/>
+          <w:sz w:val="17"/>
+          <w:szCs w:val="17"/>
+        </w:rPr>
+        <w:t xml:space="preserve">검사 게이트</w:t>
+      </w:r>
+      <w:r>
+        <w:tab/>
+      </w:r>
+      <w:r>
+        <w:rPr>
+          <w:rFonts w:ascii="바탕" w:eastAsia="바탕" w:hAnsi="바탕"/>
+          <w:b w:val="false"/>
+          <w:bCs w:val="false"/>
+          <w:color w:val="343A37"/>
+          <w:sz w:val="21"/>
+          <w:szCs w:val="21"/>
+        </w:rPr>
+        <w:t xml:space="preserve">검사는 네 곳에서 한다. 자재 입고 시 AQL 1.0 샘플 검사, 생산 중 초·중·종물 검사, 실장 후 3D AOI 전수 검사, 출하 전 기능검사와 절연내압 시험이다. 이 중 전수 검사는 AOI와 최종 기능검사 두 곳이다.</w:t>
+      </w:r>
+    </w:p>
+    <w:p>
+      <w:pPr>
+        <w:tabs>
+          <w:tab w:val="left" w:pos="1900"/>
+        </w:tabs>
+        <w:spacing w:after="0" w:before="0" w:line="360" w:lineRule="auto"/>
+        <w:ind w:left="1900" w:hanging="1900"/>
+      </w:pPr>
+      <w:r>
+        <w:rPr>
+          <w:rFonts w:ascii="맑은 고딕" w:eastAsia="맑은 고딕" w:hAnsi="맑은 고딕"/>
+          <w:b w:val="false"/>
+          <w:bCs w:val="false"/>
+          <w:color w:val="9CA29F"/>
+          <w:spacing w:val="14"/>
+          <w:sz w:val="17"/>
+          <w:szCs w:val="17"/>
+        </w:rPr>
+        <w:t xml:space="preserve">작업자 자격</w:t>
+      </w:r>
+      <w:r>
+        <w:tab/>
+      </w:r>
+      <w:r>
+        <w:rPr>
+          <w:rFonts w:ascii="바탕" w:eastAsia="바탕" w:hAnsi="바탕"/>
+          <w:b w:val="false"/>
+          <w:bCs w:val="false"/>
+          <w:color w:val="343A37"/>
+          <w:sz w:val="21"/>
+          <w:szCs w:val="21"/>
+        </w:rPr>
+        <w:t xml:space="preserve">박닌 생산 인원 168명은 공정별 자격 인증을 받은 뒤에야 해당 공정에 투입된다. 압착 단자와 납땜은 6개월마다 재인증한다. 2025년 재인증 탈락은 4명이었고 전원 재교육 후 복귀했다.</w:t>
       </w:r>
     </w:p>
     <w:p>
@@ -9941,7 +10151,7 @@
         <w:tabs>
           <w:tab w:val="left" w:pos="1900"/>
         </w:tabs>
-        <w:spacing w:after="0" w:before="0" w:line="360" w:lineRule="auto"/>
+        <w:spacing w:after="200" w:before="0" w:line="360" w:lineRule="auto"/>
         <w:ind w:left="1900" w:hanging="1900"/>
       </w:pPr>
       <w:r>
@@ -9969,6 +10179,41 @@
           <w:szCs w:val="21"/>
         </w:rPr>
         <w:t xml:space="preserve">2025년 발주서 기준 납품 건수는 1,842건, 이 가운데 1,776건을 약속한 날짜에 출하했다. 지연된 66건의 평균 지연 일수는 3.4일이었고, 지체상금이 발생한 건은 4건 22백만원이다.</w:t>
+      </w:r>
+    </w:p>
+    <w:p>
+      <w:pPr>
+        <w:tabs>
+          <w:tab w:val="left" w:pos="1900"/>
+        </w:tabs>
+        <w:spacing w:after="0" w:before="0" w:line="360" w:lineRule="auto"/>
+        <w:ind w:left="1900" w:hanging="1900"/>
+      </w:pPr>
+      <w:r>
+        <w:rPr>
+          <w:rFonts w:ascii="맑은 고딕" w:eastAsia="맑은 고딕" w:hAnsi="맑은 고딕"/>
+          <w:b w:val="false"/>
+          <w:bCs w:val="false"/>
+          <w:color w:val="9CA29F"/>
+          <w:spacing w:val="14"/>
+          <w:sz w:val="17"/>
+          <w:szCs w:val="17"/>
+        </w:rPr>
+        <w:t xml:space="preserve">대금 조건</w:t>
+      </w:r>
+      <w:r>
+        <w:tab/>
+      </w:r>
+      <w:r>
+        <w:rPr>
+          <w:rFonts w:ascii="바탕" w:eastAsia="바탕" w:hAnsi="바탕"/>
+          <w:b w:val="false"/>
+          <w:bCs w:val="false"/>
+          <w:color w:val="343A37"/>
+          <w:sz w:val="21"/>
+          <w:szCs w:val="21"/>
+        </w:rPr>
+        <w:t xml:space="preserve">표준 대금 조건은 월 마감 후 45일이다. 2025년 부도나 회수 불능으로 처리한 채권은 없었고, 대손충당금 설정액은 매출채권 4,180백만원의 0.9%다. 해외 거래는 전액 T/T 선적 후 30일 조건으로 받는다.</w:t>
       </w:r>
     </w:p>
     <w:p>
